--- a/COMPLIANCE_DOCUMENTS/TENDER_READINESS/PROAXIS_SOLUTIONS_TENDER_COMPLIANCE_CHECKLIST.docx
+++ b/COMPLIANCE_DOCUMENTS/TENDER_READINESS/PROAXIS_SOLUTIONS_TENDER_COMPLIANCE_CHECKLIST.docx
@@ -40,12 +40,7 @@
         <w:t xml:space="preserve">Version:</w:t>
       </w:r>
       <w:r>
-        <w:t xml:space="preserve"> </w:t>
-      </w:r>
-      <w:r>
-        <w:t xml:space="preserve">1.0</w:t>
-      </w:r>
-      <w:r>
+        <w:t xml:space="preserve"> 1.0</w:t>
         <w:br/>
       </w:r>
       <w:r>
@@ -55,12 +50,7 @@
         <w:t xml:space="preserve">Date:</w:t>
       </w:r>
       <w:r>
-        <w:t xml:space="preserve"> </w:t>
-      </w:r>
-      <w:r>
-        <w:t xml:space="preserve">June 2026</w:t>
-      </w:r>
-      <w:r>
+        <w:t xml:space="preserve"> June 2026</w:t>
         <w:br/>
       </w:r>
       <w:r>
@@ -70,10 +60,7 @@
         <w:t xml:space="preserve">Purpose:</w:t>
       </w:r>
       <w:r>
-        <w:t xml:space="preserve"> </w:t>
-      </w:r>
-      <w:r>
-        <w:t xml:space="preserve">Pre-submission compliance verification for every tender or RFQ response</w:t>
+        <w:t xml:space="preserve"> Pre-submission compliance verification for every tender or RFQ response</w:t>
       </w:r>
     </w:p>
     <w:p>
@@ -94,10 +81,7 @@
         <w:t xml:space="preserve">Instructions:</w:t>
       </w:r>
       <w:r>
-        <w:t xml:space="preserve"> </w:t>
-      </w:r>
-      <w:r>
-        <w:t xml:space="preserve">Complete this checklist for every tender before submission. Do not submit if any item marked CRITICAL (🔴) is not resolved. File a completed copy of this checklist with every tender record.</w:t>
+        <w:t xml:space="preserve"> Complete this checklist for every tender before submission. Do not submit if any item marked CRITICAL (🔴) is not resolved. File a completed copy of this checklist with every tender record.</w:t>
       </w:r>
     </w:p>
     <w:p>
@@ -354,10 +338,7 @@
         <w:t xml:space="preserve">Decision:</w:t>
       </w:r>
       <w:r>
-        <w:t xml:space="preserve"> </w:t>
-      </w:r>
-      <w:r>
-        <w:t xml:space="preserve">[ ] BID     [ ] NO BID     Reason if no bid: _______________________________</w:t>
+        <w:t xml:space="preserve"> [ ] BID     [ ] NO BID     Reason if no bid: _______________________________</w:t>
       </w:r>
     </w:p>
     <w:p>
@@ -565,10 +546,7 @@
         <w:pStyle w:val="BlockText"/>
       </w:pPr>
       <w:r>
-        <w:t xml:space="preserve">🔴</w:t>
-      </w:r>
-      <w:r>
-        <w:t xml:space="preserve"> </w:t>
+        <w:t xml:space="preserve">🔴 </w:t>
       </w:r>
       <w:r>
         <w:rPr>
@@ -697,10 +675,7 @@
               <w:jc w:val="left"/>
             </w:pPr>
             <w:r>
-              <w:t xml:space="preserve">Certificate expiry date confirmed:</w:t>
-            </w:r>
-            <w:r>
-              <w:t xml:space="preserve"> </w:t>
+              <w:t xml:space="preserve">Certificate expiry date confirmed: </w:t>
             </w:r>
             <w:r>
               <w:rPr>
@@ -844,10 +819,7 @@
         <w:pStyle w:val="BlockText"/>
       </w:pPr>
       <w:r>
-        <w:t xml:space="preserve">🔴</w:t>
-      </w:r>
-      <w:r>
-        <w:t xml:space="preserve"> </w:t>
+        <w:t xml:space="preserve">🔴 </w:t>
       </w:r>
       <w:r>
         <w:rPr>
@@ -1149,10 +1121,7 @@
         <w:pStyle w:val="BlockText"/>
       </w:pPr>
       <w:r>
-        <w:t xml:space="preserve">🔴</w:t>
-      </w:r>
-      <w:r>
-        <w:t xml:space="preserve"> </w:t>
+        <w:t xml:space="preserve">🔴 </w:t>
       </w:r>
       <w:r>
         <w:rPr>
@@ -3243,29 +3212,6 @@
         <w:pict>
           <v:rect style="width:0;height:1.5pt" o:hralign="center" o:hrstd="t" o:hr="t"/>
         </w:pict>
-      </w:r>
-    </w:p>
-    <w:p>
-      <w:pPr>
-        <w:pStyle w:val="BlockText"/>
-      </w:pPr>
-      <w:r>
-        <w:t xml:space="preserve">⚠️</w:t>
-      </w:r>
-      <w:r>
-        <w:t xml:space="preserve"> </w:t>
-      </w:r>
-      <w:r>
-        <w:rPr>
-          <w:b/>
-        </w:rPr>
-        <w:t xml:space="preserve">AI-GENERATED DOCUMENT</w:t>
-      </w:r>
-      <w:r>
-        <w:t xml:space="preserve"> </w:t>
-      </w:r>
-      <w:r>
-        <w:t xml:space="preserve">— This checklist was prepared with AI assistance. All regulatory references must be verified against current South African procurement legislation. This document does not constitute legal advice.</w:t>
       </w:r>
     </w:p>
     <w:p>
